--- a/[Documentos]/Terceira Entrega/[SQL]/Relatório - Bases de dados - Aqua Point - Grupo 2.docx
+++ b/[Documentos]/Terceira Entrega/[SQL]/Relatório - Bases de dados - Aqua Point - Grupo 2.docx
@@ -255,8 +255,17 @@
           <w:rFonts w:cs="Arial"/>
           <w:szCs w:val="20"/>
         </w:rPr>
-        <w:t>Mateus Umba</w:t>
-      </w:r>
+        <w:t xml:space="preserve">Mateus </w:t>
+      </w:r>
+      <w:proofErr w:type="spellStart"/>
+      <w:r>
+        <w:rPr>
+          <w:rFonts w:cs="Arial"/>
+          <w:szCs w:val="20"/>
+        </w:rPr>
+        <w:t>Umba</w:t>
+      </w:r>
+      <w:proofErr w:type="spellEnd"/>
     </w:p>
     <w:p>
       <w:pPr>
@@ -417,7 +426,12 @@
     <w:sdt>
       <w:sdtPr>
         <w:rPr>
-          <w:rFonts w:eastAsia="Times New Roman"/>
+          <w:rFonts w:ascii="Arial" w:eastAsia="Times New Roman" w:hAnsi="Arial" w:cs="Times New Roman"/>
+          <w:color w:val="auto"/>
+          <w:kern w:val="2"/>
+          <w:sz w:val="20"/>
+          <w:szCs w:val="24"/>
+          <w14:ligatures w14:val="standardContextual"/>
         </w:rPr>
         <w:id w:val="-1767147853"/>
         <w:docPartObj>
@@ -427,14 +441,8 @@
       </w:sdtPr>
       <w:sdtEndPr>
         <w:rPr>
-          <w:rFonts w:ascii="Arial" w:hAnsi="Arial" w:cs="Times New Roman"/>
           <w:b/>
           <w:bCs/>
-          <w:color w:val="auto"/>
-          <w:kern w:val="2"/>
-          <w:sz w:val="20"/>
-          <w:szCs w:val="24"/>
-          <w14:ligatures w14:val="standardContextual"/>
         </w:rPr>
       </w:sdtEndPr>
       <w:sdtContent>
@@ -1190,6 +1198,7 @@
           <w:sz w:val="24"/>
         </w:rPr>
       </w:pPr>
+      <w:proofErr w:type="spellStart"/>
       <w:r>
         <w:rPr>
           <w:rFonts w:cs="Arial"/>
@@ -1197,8 +1206,29 @@
           <w:bCs/>
           <w:sz w:val="24"/>
         </w:rPr>
-        <w:t>Aqua Point</w:t>
-      </w:r>
+        <w:t>Aqua</w:t>
+      </w:r>
+      <w:proofErr w:type="spellEnd"/>
+      <w:r>
+        <w:rPr>
+          <w:rFonts w:cs="Arial"/>
+          <w:b/>
+          <w:bCs/>
+          <w:sz w:val="24"/>
+        </w:rPr>
+        <w:t xml:space="preserve"> </w:t>
+      </w:r>
+      <w:proofErr w:type="spellStart"/>
+      <w:r>
+        <w:rPr>
+          <w:rFonts w:cs="Arial"/>
+          <w:b/>
+          <w:bCs/>
+          <w:sz w:val="24"/>
+        </w:rPr>
+        <w:t>Point</w:t>
+      </w:r>
+      <w:proofErr w:type="spellEnd"/>
       <w:r>
         <w:rPr>
           <w:rFonts w:cs="Arial"/>
@@ -1287,6 +1317,7 @@
         </w:rPr>
         <w:t xml:space="preserve">A ideia da aplicação </w:t>
       </w:r>
+      <w:proofErr w:type="spellStart"/>
       <w:r>
         <w:rPr>
           <w:rFonts w:cs="Arial"/>
@@ -1294,8 +1325,29 @@
           <w:bCs/>
           <w:sz w:val="24"/>
         </w:rPr>
-        <w:t>Aqua Point</w:t>
-      </w:r>
+        <w:t>Aqua</w:t>
+      </w:r>
+      <w:proofErr w:type="spellEnd"/>
+      <w:r>
+        <w:rPr>
+          <w:rFonts w:cs="Arial"/>
+          <w:b/>
+          <w:bCs/>
+          <w:sz w:val="24"/>
+        </w:rPr>
+        <w:t xml:space="preserve"> </w:t>
+      </w:r>
+      <w:proofErr w:type="spellStart"/>
+      <w:r>
+        <w:rPr>
+          <w:rFonts w:cs="Arial"/>
+          <w:b/>
+          <w:bCs/>
+          <w:sz w:val="24"/>
+        </w:rPr>
+        <w:t>Point</w:t>
+      </w:r>
+      <w:proofErr w:type="spellEnd"/>
       <w:r>
         <w:rPr>
           <w:rFonts w:cs="Arial"/>
@@ -1647,6 +1699,7 @@
             <w:r>
               <w:br/>
             </w:r>
+            <w:proofErr w:type="spellStart"/>
             <w:r>
               <w:rPr>
                 <w:b/>
@@ -1654,6 +1707,7 @@
               </w:rPr>
               <w:t>name</w:t>
             </w:r>
+            <w:proofErr w:type="spellEnd"/>
             <w:r>
               <w:t>: Nome do utilizador</w:t>
             </w:r>
@@ -1686,6 +1740,7 @@
             <w:r>
               <w:br/>
             </w:r>
+            <w:proofErr w:type="spellStart"/>
             <w:r>
               <w:rPr>
                 <w:b/>
@@ -1693,6 +1748,7 @@
               </w:rPr>
               <w:t>joined</w:t>
             </w:r>
+            <w:proofErr w:type="spellEnd"/>
             <w:r>
               <w:t>: Data de criação do utilizador</w:t>
             </w:r>
@@ -1800,6 +1856,7 @@
             <w:r>
               <w:br/>
             </w:r>
+            <w:proofErr w:type="spellStart"/>
             <w:r>
               <w:rPr>
                 <w:b/>
@@ -1807,6 +1864,7 @@
               </w:rPr>
               <w:t>comment</w:t>
             </w:r>
+            <w:proofErr w:type="spellEnd"/>
             <w:r>
               <w:t>: Comentário de um utilizador relativamente a um bebedouro</w:t>
             </w:r>
@@ -1914,6 +1972,7 @@
             <w:r>
               <w:br/>
             </w:r>
+            <w:proofErr w:type="spellStart"/>
             <w:r>
               <w:rPr>
                 <w:b/>
@@ -1921,6 +1980,7 @@
               </w:rPr>
               <w:t>rating</w:t>
             </w:r>
+            <w:proofErr w:type="spellEnd"/>
             <w:r>
               <w:t>: Rating de um utilizador relativamente a um bebedouro</w:t>
             </w:r>
@@ -1947,11 +2007,12 @@
               <w:rPr>
                 <w:noProof/>
               </w:rPr>
+              <w:lastRenderedPageBreak/>
               <w:drawing>
-                <wp:inline distT="0" distB="0" distL="0" distR="0" wp14:anchorId="3E7817D5" wp14:editId="5DA18AAC">
-                  <wp:extent cx="1939158" cy="1812689"/>
+                <wp:inline distT="0" distB="0" distL="0" distR="0" wp14:anchorId="3E7817D5" wp14:editId="5C5E6411">
+                  <wp:extent cx="1965325" cy="1837149"/>
                   <wp:effectExtent l="0" t="0" r="0" b="0"/>
-                  <wp:docPr id="646798327" name="Imagem 1" descr="Uma imagem com texto, captura de ecrã, preto, Tipo de letra&#10;&#10;Os conteúdos gerados por IA podem estar incorretos."/>
+                  <wp:docPr id="646798327" name="Imagem 1"/>
                   <wp:cNvGraphicFramePr>
                     <a:graphicFrameLocks xmlns:a="http://schemas.openxmlformats.org/drawingml/2006/main" noChangeAspect="1"/>
                   </wp:cNvGraphicFramePr>
@@ -1959,18 +2020,18 @@
                     <a:graphicData uri="http://schemas.openxmlformats.org/drawingml/2006/picture">
                       <pic:pic xmlns:pic="http://schemas.openxmlformats.org/drawingml/2006/picture">
                         <pic:nvPicPr>
-                          <pic:cNvPr id="646798327" name="Imagem 1" descr="Uma imagem com texto, captura de ecrã, preto, Tipo de letra&#10;&#10;Os conteúdos gerados por IA podem estar incorretos."/>
+                          <pic:cNvPr id="646798327" name="Imagem 1"/>
                           <pic:cNvPicPr/>
                         </pic:nvPicPr>
-                        <pic:blipFill rotWithShape="1">
-                          <a:blip r:embed="rId10">
+                        <pic:blipFill>
+                          <a:blip r:embed="rId11">
                             <a:extLst>
                               <a:ext uri="{28A0092B-C50C-407E-A947-70E740481C1C}">
                                 <a14:useLocalDpi xmlns:a14="http://schemas.microsoft.com/office/drawing/2010/main" val="0"/>
                               </a:ext>
                             </a:extLst>
                           </a:blip>
-                          <a:srcRect l="50491" t="2212" r="34552" b="50206"/>
+                          <a:srcRect t="5624" b="5624"/>
                           <a:stretch>
                             <a:fillRect/>
                           </a:stretch>
@@ -1978,7 +2039,7 @@
                         <pic:spPr bwMode="auto">
                           <a:xfrm>
                             <a:off x="0" y="0"/>
-                            <a:ext cx="1965484" cy="1837298"/>
+                            <a:ext cx="1973234" cy="1844542"/>
                           </a:xfrm>
                           <a:prstGeom prst="rect">
                             <a:avLst/>
@@ -2028,6 +2089,7 @@
             <w:r>
               <w:br/>
             </w:r>
+            <w:proofErr w:type="spellStart"/>
             <w:r>
               <w:rPr>
                 <w:b/>
@@ -2035,12 +2097,14 @@
               </w:rPr>
               <w:t>point_name</w:t>
             </w:r>
+            <w:proofErr w:type="spellEnd"/>
             <w:r>
               <w:t>: Nome do bebedouro</w:t>
             </w:r>
             <w:r>
               <w:br/>
             </w:r>
+            <w:proofErr w:type="spellStart"/>
             <w:r>
               <w:rPr>
                 <w:b/>
@@ -2048,12 +2112,14 @@
               </w:rPr>
               <w:t>point_type</w:t>
             </w:r>
+            <w:proofErr w:type="spellEnd"/>
             <w:r>
               <w:t>: Tipo de bebedouro ( Humanos, animais ou ambos )</w:t>
             </w:r>
             <w:r>
               <w:br/>
             </w:r>
+            <w:proofErr w:type="spellStart"/>
             <w:r>
               <w:rPr>
                 <w:b/>
@@ -2061,6 +2127,7 @@
               </w:rPr>
               <w:t>local_id</w:t>
             </w:r>
+            <w:proofErr w:type="spellEnd"/>
             <w:r>
               <w:t>: Id do local do bebedouro</w:t>
             </w:r>
@@ -2113,7 +2180,6 @@
               <w:rPr>
                 <w:noProof/>
               </w:rPr>
-              <w:lastRenderedPageBreak/>
               <w:drawing>
                 <wp:inline distT="0" distB="0" distL="0" distR="0" wp14:anchorId="30273507" wp14:editId="1175D5CD">
                   <wp:extent cx="1943299" cy="1576552"/>
@@ -2195,6 +2261,7 @@
             <w:r>
               <w:br/>
             </w:r>
+            <w:proofErr w:type="spellStart"/>
             <w:r>
               <w:rPr>
                 <w:b/>
@@ -2202,12 +2269,14 @@
               </w:rPr>
               <w:t>point_id</w:t>
             </w:r>
+            <w:proofErr w:type="spellEnd"/>
             <w:r>
               <w:t>: Identificador do bebedouro</w:t>
             </w:r>
             <w:r>
               <w:br/>
             </w:r>
+            <w:proofErr w:type="spellStart"/>
             <w:r>
               <w:rPr>
                 <w:b/>
@@ -2215,6 +2284,7 @@
               </w:rPr>
               <w:t>state_id</w:t>
             </w:r>
+            <w:proofErr w:type="spellEnd"/>
             <w:r>
               <w:t>: Identificador do estado</w:t>
             </w:r>
@@ -2322,6 +2392,7 @@
             <w:r>
               <w:br/>
             </w:r>
+            <w:proofErr w:type="spellStart"/>
             <w:r>
               <w:rPr>
                 <w:b/>
@@ -2329,6 +2400,7 @@
               </w:rPr>
               <w:t>state_name</w:t>
             </w:r>
+            <w:proofErr w:type="spellEnd"/>
             <w:r>
               <w:t>: Nome do estado ( Funcional ou não funcional )</w:t>
             </w:r>
@@ -2436,6 +2508,7 @@
             <w:r>
               <w:br/>
             </w:r>
+            <w:proofErr w:type="spellStart"/>
             <w:r>
               <w:rPr>
                 <w:b/>
@@ -2443,12 +2516,14 @@
               </w:rPr>
               <w:t>user_id</w:t>
             </w:r>
+            <w:proofErr w:type="spellEnd"/>
             <w:r>
               <w:t>: Identificador do utilizador</w:t>
             </w:r>
             <w:r>
               <w:br/>
             </w:r>
+            <w:proofErr w:type="spellStart"/>
             <w:r>
               <w:rPr>
                 <w:b/>
@@ -2456,6 +2531,7 @@
               </w:rPr>
               <w:t>point_id</w:t>
             </w:r>
+            <w:proofErr w:type="spellEnd"/>
             <w:r>
               <w:t>: Identificador do bebedouro</w:t>
             </w:r>
@@ -2486,6 +2562,7 @@
               <w:rPr>
                 <w:noProof/>
               </w:rPr>
+              <w:lastRenderedPageBreak/>
               <w:drawing>
                 <wp:inline distT="0" distB="0" distL="0" distR="0" wp14:anchorId="23595B95" wp14:editId="0884987C">
                   <wp:extent cx="1986455" cy="1834710"/>
@@ -2567,6 +2644,7 @@
             <w:r>
               <w:br/>
             </w:r>
+            <w:proofErr w:type="spellStart"/>
             <w:r>
               <w:rPr>
                 <w:b/>
@@ -2574,12 +2652,14 @@
               </w:rPr>
               <w:t>user_id</w:t>
             </w:r>
+            <w:proofErr w:type="spellEnd"/>
             <w:r>
               <w:t>: Identificador do utilizador</w:t>
             </w:r>
             <w:r>
               <w:br/>
             </w:r>
+            <w:proofErr w:type="spellStart"/>
             <w:r>
               <w:rPr>
                 <w:b/>
@@ -2587,12 +2667,14 @@
               </w:rPr>
               <w:t>rating_id</w:t>
             </w:r>
+            <w:proofErr w:type="spellEnd"/>
             <w:r>
               <w:t>: Identificador do rating</w:t>
             </w:r>
             <w:r>
               <w:br/>
             </w:r>
+            <w:proofErr w:type="spellStart"/>
             <w:r>
               <w:rPr>
                 <w:b/>
@@ -2600,12 +2682,14 @@
               </w:rPr>
               <w:t>comment_id</w:t>
             </w:r>
+            <w:proofErr w:type="spellEnd"/>
             <w:r>
               <w:t>: Identificador do comentário</w:t>
             </w:r>
             <w:r>
               <w:br/>
             </w:r>
+            <w:proofErr w:type="spellStart"/>
             <w:r>
               <w:rPr>
                 <w:b/>
@@ -2613,6 +2697,7 @@
               </w:rPr>
               <w:t>point_id</w:t>
             </w:r>
+            <w:proofErr w:type="spellEnd"/>
             <w:r>
               <w:t>: Identificador do bebedouro</w:t>
             </w:r>
@@ -2652,7 +2737,6 @@
               <w:rPr>
                 <w:noProof/>
               </w:rPr>
-              <w:lastRenderedPageBreak/>
               <w:drawing>
                 <wp:inline distT="0" distB="0" distL="0" distR="0" wp14:anchorId="3AA1C8B4" wp14:editId="2B8EB16D">
                   <wp:extent cx="1926069" cy="1671145"/>
@@ -2734,6 +2818,7 @@
             <w:r>
               <w:br/>
             </w:r>
+            <w:proofErr w:type="spellStart"/>
             <w:r>
               <w:rPr>
                 <w:b/>
@@ -2741,6 +2826,7 @@
               </w:rPr>
               <w:t>type_name</w:t>
             </w:r>
+            <w:proofErr w:type="spellEnd"/>
             <w:r>
               <w:t>: Nome do tipo ( Humano, animais ou ambos )</w:t>
             </w:r>
@@ -2848,6 +2934,7 @@
             <w:r>
               <w:br/>
             </w:r>
+            <w:proofErr w:type="spellStart"/>
             <w:r>
               <w:rPr>
                 <w:b/>
@@ -2855,12 +2942,14 @@
               </w:rPr>
               <w:t>local_name</w:t>
             </w:r>
+            <w:proofErr w:type="spellEnd"/>
             <w:r>
               <w:t>: Nome do local</w:t>
             </w:r>
             <w:r>
               <w:br/>
             </w:r>
+            <w:proofErr w:type="spellStart"/>
             <w:r>
               <w:rPr>
                 <w:b/>
@@ -2868,6 +2957,7 @@
               </w:rPr>
               <w:t>zone_id</w:t>
             </w:r>
+            <w:proofErr w:type="spellEnd"/>
             <w:r>
               <w:t>: Identificador da zona</w:t>
             </w:r>
@@ -2894,6 +2984,7 @@
               <w:rPr>
                 <w:noProof/>
               </w:rPr>
+              <w:lastRenderedPageBreak/>
               <w:drawing>
                 <wp:inline distT="0" distB="0" distL="0" distR="0" wp14:anchorId="4E845E25" wp14:editId="59AA45ED">
                   <wp:extent cx="2247196" cy="1718441"/>
@@ -2975,6 +3066,7 @@
             <w:r>
               <w:br/>
             </w:r>
+            <w:proofErr w:type="spellStart"/>
             <w:r>
               <w:rPr>
                 <w:b/>
@@ -2982,6 +3074,7 @@
               </w:rPr>
               <w:t>zone_name</w:t>
             </w:r>
+            <w:proofErr w:type="spellEnd"/>
             <w:r>
               <w:t>: Nome da zona</w:t>
             </w:r>
@@ -3022,6 +3115,24 @@
           <w:szCs w:val="22"/>
         </w:rPr>
       </w:pPr>
+      <w:r>
+        <w:rPr>
+          <w:rFonts w:cs="Arial"/>
+          <w:sz w:val="22"/>
+          <w:szCs w:val="22"/>
+        </w:rPr>
+        <w:br w:type="page"/>
+      </w:r>
+    </w:p>
+    <w:p>
+      <w:pPr>
+        <w:spacing w:before="0" w:after="0" w:line="240" w:lineRule="auto"/>
+        <w:rPr>
+          <w:rFonts w:cs="Arial"/>
+          <w:sz w:val="22"/>
+          <w:szCs w:val="22"/>
+        </w:rPr>
+      </w:pPr>
     </w:p>
     <w:p>
       <w:pPr>
@@ -3029,17 +3140,13 @@
       </w:pPr>
       <w:bookmarkStart w:id="7" w:name="_Toc216353629"/>
       <w:r>
-        <w:lastRenderedPageBreak/>
         <w:t>G</w:t>
       </w:r>
       <w:r>
         <w:t>U</w:t>
       </w:r>
       <w:r>
-        <w:t>I</w:t>
-      </w:r>
-      <w:r>
-        <w:t>A DE DADOS</w:t>
+        <w:t>IA DE DADOS</w:t>
       </w:r>
       <w:bookmarkEnd w:id="7"/>
     </w:p>
@@ -3047,13 +3154,31 @@
       <w:r>
         <w:t xml:space="preserve">A base de dados da aplicação </w:t>
       </w:r>
+      <w:proofErr w:type="spellStart"/>
       <w:r>
         <w:rPr>
           <w:b/>
           <w:bCs/>
         </w:rPr>
-        <w:t>Aqua Point</w:t>
-      </w:r>
+        <w:t>Aqua</w:t>
+      </w:r>
+      <w:proofErr w:type="spellEnd"/>
+      <w:r>
+        <w:rPr>
+          <w:b/>
+          <w:bCs/>
+        </w:rPr>
+        <w:t xml:space="preserve"> </w:t>
+      </w:r>
+      <w:proofErr w:type="spellStart"/>
+      <w:r>
+        <w:rPr>
+          <w:b/>
+          <w:bCs/>
+        </w:rPr>
+        <w:t>Point</w:t>
+      </w:r>
+      <w:proofErr w:type="spellEnd"/>
       <w:r>
         <w:t xml:space="preserve"> foi desenvolvida de modo a armazenar informações relativas a utilizadores, bebedouros e as suas interações, de forma simples e eficiente.</w:t>
       </w:r>
@@ -3081,6 +3206,7 @@
           <w:szCs w:val="22"/>
         </w:rPr>
       </w:pPr>
+      <w:proofErr w:type="spellStart"/>
       <w:r>
         <w:rPr>
           <w:b/>
@@ -3088,6 +3214,7 @@
         </w:rPr>
         <w:t>Users</w:t>
       </w:r>
+      <w:proofErr w:type="spellEnd"/>
       <w:r>
         <w:t xml:space="preserve">: </w:t>
       </w:r>
@@ -3269,6 +3396,7 @@
           <w:szCs w:val="22"/>
         </w:rPr>
       </w:pPr>
+      <w:proofErr w:type="spellStart"/>
       <w:r>
         <w:rPr>
           <w:rFonts w:cs="Arial"/>
@@ -3299,21 +3427,14 @@
         </w:rPr>
         <w:t>Points</w:t>
       </w:r>
-      <w:r>
-        <w:rPr>
-          <w:rFonts w:cs="Arial"/>
-          <w:sz w:val="22"/>
-          <w:szCs w:val="22"/>
-        </w:rPr>
-        <w:t xml:space="preserve">: </w:t>
-      </w:r>
-      <w:r>
-        <w:rPr>
-          <w:rFonts w:cs="Arial"/>
-          <w:sz w:val="22"/>
-          <w:szCs w:val="22"/>
-        </w:rPr>
-        <w:t>Contém todos os bebedouros disponíveis n</w:t>
+      <w:proofErr w:type="spellEnd"/>
+      <w:r>
+        <w:rPr>
+          <w:rFonts w:cs="Arial"/>
+          <w:sz w:val="22"/>
+          <w:szCs w:val="22"/>
+        </w:rPr>
+        <w:t>: Contém todos os bebedouros disponíveis n</w:t>
       </w:r>
       <w:r>
         <w:rPr>
@@ -3525,15 +3646,7 @@
           <w:sz w:val="22"/>
           <w:szCs w:val="22"/>
         </w:rPr>
-        <w:t xml:space="preserve">: </w:t>
-      </w:r>
-      <w:r>
-        <w:rPr>
-          <w:rFonts w:cs="Arial"/>
-          <w:sz w:val="22"/>
-          <w:szCs w:val="22"/>
-        </w:rPr>
-        <w:t>Representa os locais físicos onde os bebedouros estão inseridos.</w:t>
+        <w:t>: Representa os locais físicos onde os bebedouros estão inseridos.</w:t>
       </w:r>
       <w:r>
         <w:rPr>
@@ -3601,15 +3714,7 @@
           <w:sz w:val="22"/>
           <w:szCs w:val="22"/>
         </w:rPr>
-        <w:t xml:space="preserve">: </w:t>
-      </w:r>
-      <w:r>
-        <w:rPr>
-          <w:rFonts w:cs="Arial"/>
-          <w:sz w:val="22"/>
-          <w:szCs w:val="22"/>
-        </w:rPr>
-        <w:t>Divide os locais por zonas geográficas mais amplas, como Lisboa, Porto, etc</w:t>
+        <w:t>: Divide os locais por zonas geográficas mais amplas, como Lisboa, Porto, etc</w:t>
       </w:r>
       <w:r>
         <w:rPr>
@@ -3641,6 +3746,7 @@
           <w:szCs w:val="22"/>
         </w:rPr>
       </w:pPr>
+      <w:proofErr w:type="spellStart"/>
       <w:r>
         <w:rPr>
           <w:rFonts w:cs="Arial"/>
@@ -3651,29 +3757,14 @@
         </w:rPr>
         <w:t>Type</w:t>
       </w:r>
-      <w:r>
-        <w:rPr>
-          <w:rFonts w:cs="Arial"/>
-          <w:sz w:val="22"/>
-          <w:szCs w:val="22"/>
-        </w:rPr>
-        <w:t xml:space="preserve">: </w:t>
-      </w:r>
-      <w:r>
-        <w:rPr>
-          <w:rFonts w:cs="Arial"/>
-          <w:sz w:val="22"/>
-          <w:szCs w:val="22"/>
-        </w:rPr>
-        <w:t>Define os tipos de bebedouros possíveis</w:t>
-      </w:r>
-      <w:r>
-        <w:rPr>
-          <w:rFonts w:cs="Arial"/>
-          <w:sz w:val="22"/>
-          <w:szCs w:val="22"/>
-        </w:rPr>
-        <w:t>, sendo eles</w:t>
+      <w:proofErr w:type="spellEnd"/>
+      <w:r>
+        <w:rPr>
+          <w:rFonts w:cs="Arial"/>
+          <w:sz w:val="22"/>
+          <w:szCs w:val="22"/>
+        </w:rPr>
+        <w:t>: Define os tipos de bebedouros possíveis, sendo eles</w:t>
       </w:r>
       <w:r>
         <w:rPr>
@@ -3774,6 +3865,7 @@
           <w:szCs w:val="22"/>
         </w:rPr>
       </w:pPr>
+      <w:proofErr w:type="spellStart"/>
       <w:r>
         <w:rPr>
           <w:rFonts w:cs="Arial"/>
@@ -3784,21 +3876,14 @@
         </w:rPr>
         <w:t>State</w:t>
       </w:r>
-      <w:r>
-        <w:rPr>
-          <w:rFonts w:cs="Arial"/>
-          <w:sz w:val="22"/>
-          <w:szCs w:val="22"/>
-        </w:rPr>
-        <w:t xml:space="preserve">: </w:t>
-      </w:r>
-      <w:r>
-        <w:rPr>
-          <w:rFonts w:cs="Arial"/>
-          <w:sz w:val="22"/>
-          <w:szCs w:val="22"/>
-        </w:rPr>
-        <w:t xml:space="preserve">Armazena os estados </w:t>
+      <w:proofErr w:type="spellEnd"/>
+      <w:r>
+        <w:rPr>
+          <w:rFonts w:cs="Arial"/>
+          <w:sz w:val="22"/>
+          <w:szCs w:val="22"/>
+        </w:rPr>
+        <w:t xml:space="preserve">: Armazena os estados </w:t>
       </w:r>
       <w:r>
         <w:rPr>
@@ -3808,6 +3893,7 @@
         </w:rPr>
         <w:t xml:space="preserve">possíveis </w:t>
       </w:r>
+      <w:proofErr w:type="gramStart"/>
       <w:r>
         <w:rPr>
           <w:rFonts w:cs="Arial"/>
@@ -3816,6 +3902,7 @@
         </w:rPr>
         <w:t>dos bebedouro</w:t>
       </w:r>
+      <w:proofErr w:type="gramEnd"/>
       <w:r>
         <w:rPr>
           <w:rFonts w:cs="Arial"/>
@@ -3910,6 +3997,7 @@
           <w:szCs w:val="22"/>
         </w:rPr>
       </w:pPr>
+      <w:proofErr w:type="spellStart"/>
       <w:r>
         <w:rPr>
           <w:rFonts w:cs="Arial"/>
@@ -3918,24 +4006,16 @@
           <w:sz w:val="22"/>
           <w:szCs w:val="22"/>
         </w:rPr>
-        <w:lastRenderedPageBreak/>
         <w:t>Point_State</w:t>
       </w:r>
-      <w:r>
-        <w:rPr>
-          <w:rFonts w:cs="Arial"/>
-          <w:sz w:val="22"/>
-          <w:szCs w:val="22"/>
-        </w:rPr>
-        <w:t xml:space="preserve">: </w:t>
-      </w:r>
-      <w:r>
-        <w:rPr>
-          <w:rFonts w:cs="Arial"/>
-          <w:sz w:val="22"/>
-          <w:szCs w:val="22"/>
-        </w:rPr>
-        <w:t>Relaciona cada ponto ao seu estado atual.</w:t>
+      <w:proofErr w:type="spellEnd"/>
+      <w:r>
+        <w:rPr>
+          <w:rFonts w:cs="Arial"/>
+          <w:sz w:val="22"/>
+          <w:szCs w:val="22"/>
+        </w:rPr>
+        <w:t>: Relaciona cada ponto ao seu estado atual.</w:t>
       </w:r>
       <w:r>
         <w:rPr>
@@ -4009,15 +4089,7 @@
           <w:sz w:val="22"/>
           <w:szCs w:val="22"/>
         </w:rPr>
-        <w:t xml:space="preserve">: </w:t>
-      </w:r>
-      <w:r>
-        <w:rPr>
-          <w:rFonts w:cs="Arial"/>
-          <w:sz w:val="22"/>
-          <w:szCs w:val="22"/>
-        </w:rPr>
-        <w:t>Define possíveis classificações (1 a 5 estrelas) dadas pelos utilizadores</w:t>
+        <w:t>: Define possíveis classificações (1 a 5 estrelas) dadas pelos utilizadores</w:t>
       </w:r>
       <w:r>
         <w:rPr>
@@ -4059,6 +4131,7 @@
           <w:szCs w:val="22"/>
         </w:rPr>
       </w:pPr>
+      <w:proofErr w:type="spellStart"/>
       <w:r>
         <w:rPr>
           <w:rFonts w:cs="Arial"/>
@@ -4069,21 +4142,14 @@
         </w:rPr>
         <w:t>Comment</w:t>
       </w:r>
-      <w:r>
-        <w:rPr>
-          <w:rFonts w:cs="Arial"/>
-          <w:sz w:val="22"/>
-          <w:szCs w:val="22"/>
-        </w:rPr>
-        <w:t xml:space="preserve">: </w:t>
-      </w:r>
-      <w:r>
-        <w:rPr>
-          <w:rFonts w:cs="Arial"/>
-          <w:sz w:val="22"/>
-          <w:szCs w:val="22"/>
-        </w:rPr>
-        <w:t>Armazena os textos dos comentários feitos pelos utilizadores</w:t>
+      <w:proofErr w:type="spellEnd"/>
+      <w:r>
+        <w:rPr>
+          <w:rFonts w:cs="Arial"/>
+          <w:sz w:val="22"/>
+          <w:szCs w:val="22"/>
+        </w:rPr>
+        <w:t>: Armazena os textos dos comentários feitos pelos utilizadores</w:t>
       </w:r>
       <w:r>
         <w:rPr>
@@ -4125,6 +4191,7 @@
           <w:szCs w:val="22"/>
         </w:rPr>
       </w:pPr>
+      <w:proofErr w:type="spellStart"/>
       <w:r>
         <w:rPr>
           <w:rFonts w:cs="Arial"/>
@@ -4135,21 +4202,14 @@
         </w:rPr>
         <w:t>Interaction</w:t>
       </w:r>
-      <w:r>
-        <w:rPr>
-          <w:rFonts w:cs="Arial"/>
-          <w:sz w:val="22"/>
-          <w:szCs w:val="22"/>
-        </w:rPr>
-        <w:t xml:space="preserve">: </w:t>
-      </w:r>
-      <w:r>
-        <w:rPr>
-          <w:rFonts w:cs="Arial"/>
-          <w:sz w:val="22"/>
-          <w:szCs w:val="22"/>
-        </w:rPr>
-        <w:t>É a tabela mais importante.</w:t>
+      <w:proofErr w:type="spellEnd"/>
+      <w:r>
+        <w:rPr>
+          <w:rFonts w:cs="Arial"/>
+          <w:sz w:val="22"/>
+          <w:szCs w:val="22"/>
+        </w:rPr>
+        <w:t>: É a tabela mais importante.</w:t>
       </w:r>
       <w:r>
         <w:rPr>
@@ -4221,6 +4281,7 @@
         </w:rPr>
         <w:t xml:space="preserve">, relacionando tabelas como, </w:t>
       </w:r>
+      <w:proofErr w:type="spellStart"/>
       <w:r>
         <w:rPr>
           <w:rFonts w:cs="Arial"/>
@@ -4231,6 +4292,7 @@
         </w:rPr>
         <w:t>comment</w:t>
       </w:r>
+      <w:proofErr w:type="spellEnd"/>
       <w:r>
         <w:rPr>
           <w:rFonts w:cs="Arial"/>
@@ -4257,6 +4319,7 @@
         </w:rPr>
         <w:t xml:space="preserve">, </w:t>
       </w:r>
+      <w:proofErr w:type="spellStart"/>
       <w:r>
         <w:rPr>
           <w:rFonts w:cs="Arial"/>
@@ -4267,6 +4330,7 @@
         </w:rPr>
         <w:t>aqua_points</w:t>
       </w:r>
+      <w:proofErr w:type="spellEnd"/>
       <w:r>
         <w:rPr>
           <w:rFonts w:cs="Arial"/>
@@ -4275,6 +4339,7 @@
         </w:rPr>
         <w:t xml:space="preserve">, </w:t>
       </w:r>
+      <w:proofErr w:type="spellStart"/>
       <w:r>
         <w:rPr>
           <w:rFonts w:cs="Arial"/>
@@ -4285,6 +4350,7 @@
         </w:rPr>
         <w:t>users</w:t>
       </w:r>
+      <w:proofErr w:type="spellEnd"/>
       <w:r>
         <w:rPr>
           <w:rFonts w:cs="Arial"/>
@@ -4317,6 +4383,7 @@
           <w:szCs w:val="22"/>
         </w:rPr>
       </w:pPr>
+      <w:proofErr w:type="spellStart"/>
       <w:r>
         <w:rPr>
           <w:rFonts w:cs="Arial"/>
@@ -4327,21 +4394,14 @@
         </w:rPr>
         <w:t>Favorites</w:t>
       </w:r>
-      <w:r>
-        <w:rPr>
-          <w:rFonts w:cs="Arial"/>
-          <w:sz w:val="22"/>
-          <w:szCs w:val="22"/>
-        </w:rPr>
-        <w:t xml:space="preserve">: </w:t>
-      </w:r>
-      <w:r>
-        <w:rPr>
-          <w:rFonts w:cs="Arial"/>
-          <w:sz w:val="22"/>
-          <w:szCs w:val="22"/>
-        </w:rPr>
-        <w:t>Regista quais bebedouros foram adicionados aos favoritos pelos utilizadores.</w:t>
+      <w:proofErr w:type="spellEnd"/>
+      <w:r>
+        <w:rPr>
+          <w:rFonts w:cs="Arial"/>
+          <w:sz w:val="22"/>
+          <w:szCs w:val="22"/>
+        </w:rPr>
+        <w:t>: Regista quais bebedouros foram adicionados aos favoritos pelos utilizadores.</w:t>
       </w:r>
     </w:p>
     <w:p>
@@ -4368,21 +4428,39 @@
       <w:r>
         <w:t xml:space="preserve">O desenvolvimento da base de dados da aplicação </w:t>
       </w:r>
+      <w:proofErr w:type="spellStart"/>
       <w:r>
         <w:rPr>
           <w:b/>
           <w:bCs/>
         </w:rPr>
-        <w:t>Aqua Point</w:t>
-      </w:r>
+        <w:t>Aqua</w:t>
+      </w:r>
+      <w:proofErr w:type="spellEnd"/>
+      <w:r>
+        <w:rPr>
+          <w:b/>
+          <w:bCs/>
+        </w:rPr>
+        <w:t xml:space="preserve"> </w:t>
+      </w:r>
+      <w:proofErr w:type="spellStart"/>
+      <w:r>
+        <w:rPr>
+          <w:b/>
+          <w:bCs/>
+        </w:rPr>
+        <w:t>Point</w:t>
+      </w:r>
+      <w:proofErr w:type="spellEnd"/>
       <w:r>
         <w:t xml:space="preserve"> fez  com que todos os elementos do grupo consolidassem conhecimentos relativos a base de dados e modelo relacional, assim como, onde aplicar boas praticas impostas pelo professor durante as aulas.</w:t>
       </w:r>
     </w:p>
     <w:sectPr>
-      <w:footerReference w:type="even" r:id="rId11"/>
-      <w:footerReference w:type="default" r:id="rId12"/>
-      <w:headerReference w:type="first" r:id="rId13"/>
+      <w:footerReference w:type="even" r:id="rId12"/>
+      <w:footerReference w:type="default" r:id="rId13"/>
+      <w:headerReference w:type="first" r:id="rId14"/>
       <w:pgSz w:w="11906" w:h="16838"/>
       <w:pgMar w:top="1417" w:right="1701" w:bottom="1417" w:left="1701" w:header="708" w:footer="708" w:gutter="0"/>
       <w:cols w:space="708"/>
